--- a/doc/fossil_predict.docx
+++ b/doc/fossil_predict.docx
@@ -2,13 +2,12 @@
 <file path=word/document.xml><?xml version="1.0" encoding="utf-8"?>
 <w:document xmlns:w="http://schemas.openxmlformats.org/wordprocessingml/2006/main" xmlns:m="http://schemas.openxmlformats.org/officeDocument/2006/math" xmlns:r="http://schemas.openxmlformats.org/officeDocument/2006/relationships" xmlns:o="urn:schemas-microsoft-com:office:office" xmlns:v="urn:schemas-microsoft-com:vml" xmlns:w10="urn:schemas-microsoft-com:office:word" xmlns:a="http://schemas.openxmlformats.org/drawingml/2006/main" xmlns:pic="http://schemas.openxmlformats.org/drawingml/2006/picture" xmlns:wp="http://schemas.openxmlformats.org/drawingml/2006/wordprocessingDrawing">
   <w:body>
-    <w:bookmarkStart w:id="20" w:name="part-1"/>
-    <w:p>
-      <w:pPr>
-        <w:pStyle w:val="Heading1"/>
-      </w:pPr>
-      <w:r>
-        <w:t xml:space="preserve">PART 1</w:t>
+    <w:p>
+      <w:pPr>
+        <w:pStyle w:val="Title"/>
+      </w:pPr>
+      <w:r>
+        <w:t xml:space="preserve">Phylogenetically informed fossil prediction</w:t>
       </w:r>
     </w:p>
     <w:p>
@@ -313,7 +312,7 @@
         <w:t xml:space="preserve"> </w:t>
       </w:r>
       <w:r>
-        <w:t xml:space="preserve">jointly estimated (Gardner et al. 2025, Freckleton?, Pagel?). The operation</w:t>
+        <w:t xml:space="preserve">jointly estimated (Gardner et al. 2025). The operation</w:t>
       </w:r>
       <w:r>
         <w:t xml:space="preserve"> </w:t>
@@ -756,7 +755,7 @@
         <w:pStyle w:val="BodyText"/>
       </w:pPr>
       <w:r>
-        <w:t xml:space="preserve">To calculate the phylogenetic adjustment,</w:t>
+        <w:t xml:space="preserve">To calculate the phylogenetic adjustment, we solve</w:t>
       </w:r>
       <w:r>
         <w:t xml:space="preserve"> </w:t>
@@ -770,24 +769,45 @@
           </m:e>
           <m:sub>
             <m:r>
-              <m:t>i</m:t>
-            </m:r>
-            <m:r>
-              <m:t>n</m:t>
-            </m:r>
-            <m:r>
-              <m:t>v</m:t>
+              <m:t>l</m:t>
+            </m:r>
+            <m:r>
+              <m:t>a</m:t>
+            </m:r>
+            <m:r>
+              <m:t>m</m:t>
             </m:r>
           </m:sub>
         </m:sSub>
-      </m:oMath>
-      <w:r>
-        <w:t xml:space="preserve"> </w:t>
-      </w:r>
-      <w:r>
-        <w:t xml:space="preserve">is first multiplied by the modern residuals (</w:t>
-      </w:r>
-      <m:oMath>
+        <m:r>
+          <m:t>w</m:t>
+        </m:r>
+        <m:r>
+          <m:rPr>
+            <m:sty m:val="p"/>
+          </m:rPr>
+          <m:t>=</m:t>
+        </m:r>
+        <m:r>
+          <m:t>e</m:t>
+        </m:r>
+      </m:oMath>
+      <w:r>
+        <w:t xml:space="preserve">, giving covariance-weighted residuals</w:t>
+      </w:r>
+      <w:r>
+        <w:t xml:space="preserve"> </w:t>
+      </w:r>
+      <m:oMath>
+        <m:r>
+          <m:t>w</m:t>
+        </m:r>
+        <m:r>
+          <m:rPr>
+            <m:sty m:val="p"/>
+          </m:rPr>
+          <m:t>=</m:t>
+        </m:r>
         <m:sSub>
           <m:e>
             <m:r>
@@ -811,42 +831,10 @@
         </m:r>
       </m:oMath>
       <w:r>
-        <w:t xml:space="preserve">). This is the GLS</w:t>
-      </w:r>
-      <w:r>
-        <w:t xml:space="preserve"> </w:t>
-      </w:r>
-      <w:r>
-        <w:t xml:space="preserve">“whitening”</w:t>
-      </w:r>
-      <w:r>
-        <w:t xml:space="preserve"> </w:t>
-      </w:r>
-      <w:r>
-        <w:t xml:space="preserve">step (refs). It solves</w:t>
-      </w:r>
-      <w:r>
-        <w:t xml:space="preserve"> </w:t>
-      </w:r>
-      <m:oMath>
-        <m:r>
-          <m:t>V</m:t>
-        </m:r>
-        <m:r>
-          <m:t>x</m:t>
-        </m:r>
-        <m:r>
-          <m:rPr>
-            <m:sty m:val="p"/>
-          </m:rPr>
-          <m:t>=</m:t>
-        </m:r>
-        <m:r>
-          <m:t>e</m:t>
-        </m:r>
-      </m:oMath>
-      <w:r>
-        <w:t xml:space="preserve">, decorrelating the residuals so that variance shared via common ancestry among the modern species is not double-counted when projected onto the fossils. The result is an</w:t>
+        <w:t xml:space="preserve"> </w:t>
+      </w:r>
+      <w:r>
+        <w:t xml:space="preserve">of dimensions</w:t>
       </w:r>
       <w:r>
         <w:t xml:space="preserve"> </w:t>
@@ -866,10 +854,10 @@
         </m:r>
       </m:oMath>
       <w:r>
-        <w:t xml:space="preserve"> </w:t>
-      </w:r>
-      <w:r>
-        <w:t xml:space="preserve">vector. The transposed cross-covariance matrix is then multiplied by the decorrelated modern errors (</w:t>
+        <w:t xml:space="preserve">. This is inverse-covariance weighting; it does not by itself produce unit-variance independent residuals. Multiplication by</w:t>
+      </w:r>
+      <w:r>
+        <w:t xml:space="preserve"> </w:t>
       </w:r>
       <m:oMath>
         <m:sSubSup>
@@ -901,40 +889,12 @@
             </m:r>
           </m:sup>
         </m:sSubSup>
-        <m:d>
-          <m:dPr>
-            <m:begChr m:val="("/>
-            <m:sepChr m:val=""/>
-            <m:endChr m:val=")"/>
-            <m:grow/>
-          </m:dPr>
-          <m:e>
-            <m:sSub>
-              <m:e>
-                <m:r>
-                  <m:t>V</m:t>
-                </m:r>
-              </m:e>
-              <m:sub>
-                <m:r>
-                  <m:t>i</m:t>
-                </m:r>
-                <m:r>
-                  <m:t>n</m:t>
-                </m:r>
-                <m:r>
-                  <m:t>v</m:t>
-                </m:r>
-              </m:sub>
-            </m:sSub>
-            <m:r>
-              <m:t>e</m:t>
-            </m:r>
-          </m:e>
-        </m:d>
-      </m:oMath>
-      <w:r>
-        <w:t xml:space="preserve">), projecting them onto the fossil entries. If a fossil shares a long evolutionary branch with a specific modern species, a larger proportion of that modern species’ decorrelated residual is applied as an adjustment to the fossil’s prediction. The final result is an</w:t>
+      </m:oMath>
+      <w:r>
+        <w:t xml:space="preserve"> </w:t>
+      </w:r>
+      <w:r>
+        <w:t xml:space="preserve">projects these weighted residuals onto the fossil occurrences. The correction depends jointly on their covariances with all training taxa and on the training residuals, yielding an</w:t>
       </w:r>
       <w:r>
         <w:t xml:space="preserve"> </w:t>
@@ -957,7 +917,7 @@
         <w:t xml:space="preserve"> </w:t>
       </w:r>
       <w:r>
-        <w:t xml:space="preserve">vector.</w:t>
+        <w:t xml:space="preserve">adjustment vector.</w:t>
       </w:r>
     </w:p>
     <w:p>
@@ -1074,7 +1034,7 @@
         <w:t xml:space="preserve"> </w:t>
       </w:r>
       <w:r>
-        <w:t xml:space="preserve">vector of predictions. Where the target variable is log-transformed, predictions are back-transformed to the original scale before site-averaging. Predictions are then averaged within each fossil site to obtain site-level estimates.</w:t>
+        <w:t xml:space="preserve">vector of predictions. For MAP, log predictions are averaged within each site and then exponentiated, giving the geometric mean of occurrence predictions. Validation scores the same mean log prediction. The retained LMA workflow back-transforms before arithmetic site averaging.</w:t>
       </w:r>
     </w:p>
     <w:p>
@@ -1094,15 +1054,18 @@
           </m:rPr>
           <m:t>exp</m:t>
         </m:r>
-        <m:d>
-          <m:dPr>
-            <m:begChr m:val="("/>
-            <m:sepChr m:val=""/>
-            <m:endChr m:val=")"/>
-            <m:grow/>
-          </m:dPr>
-          <m:e/>
-        </m:d>
+        <m:r>
+          <m:rPr>
+            <m:sty m:val="p"/>
+          </m:rPr>
+          <m:t>(</m:t>
+        </m:r>
+        <m:r>
+          <m:rPr>
+            <m:sty m:val="p"/>
+          </m:rPr>
+          <m:t>)</m:t>
+        </m:r>
       </m:oMath>
       <w:r>
         <w:t xml:space="preserve"> </w:t>
@@ -1138,7 +1101,7 @@
         <w:t xml:space="preserve"> </w:t>
       </w:r>
       <w:r>
-        <w:t xml:space="preserve">before site-averaging to return predictions to a linear scale. For LMA, the single predictor is</w:t>
+        <w:t xml:space="preserve">before site averaging to return predictions to a linear scale. For LMA, the single predictor is</w:t>
       </w:r>
       <w:r>
         <w:t xml:space="preserve"> </w:t>
@@ -1159,72 +1122,102 @@
             </m:r>
           </m:sub>
         </m:sSub>
-        <m:d>
-          <m:dPr>
-            <m:begChr m:val="("/>
-            <m:sepChr m:val=""/>
-            <m:endChr m:val=")"/>
-            <m:grow/>
-          </m:dPr>
+        <m:r>
+          <m:rPr>
+            <m:sty m:val="p"/>
+          </m:rPr>
+          <m:t>(</m:t>
+        </m:r>
+        <m:sSup>
           <m:e>
-            <m:sSup>
-              <m:e>
-                <m:r>
-                  <m:rPr>
-                    <m:nor/>
-                    <m:sty m:val="p"/>
-                  </m:rPr>
-                  <m:t>PW</m:t>
-                </m:r>
-              </m:e>
-              <m:sup>
-                <m:r>
-                  <m:t>2</m:t>
-                </m:r>
-              </m:sup>
-            </m:sSup>
             <m:r>
               <m:rPr>
+                <m:nor/>
                 <m:sty m:val="p"/>
               </m:rPr>
-              <m:t>/</m:t>
-            </m:r>
-            <m:r>
-              <m:t>A</m:t>
+              <m:t>PW</m:t>
             </m:r>
           </m:e>
-        </m:d>
-      </m:oMath>
-      <w:r>
-        <w:t xml:space="preserve"> </w:t>
-      </w:r>
-      <w:r>
-        <w:t xml:space="preserve">(petiole width squared divided by blade area), following Dana Royer (pers. comm.) who established that LMA scales linearly with this ratio in log–log space. In all other respects the pipeline is identical:</w:t>
-      </w:r>
-      <w:r>
-        <w:t xml:space="preserve"> </w:t>
-      </w:r>
-      <m:oMath>
-        <m:r>
-          <m:t>X</m:t>
-        </m:r>
-      </m:oMath>
-      <w:r>
-        <w:t xml:space="preserve"> </w:t>
-      </w:r>
-      <w:r>
-        <w:t xml:space="preserve">is built from species-within-site means, predictions are made per species, and averaged within each fossil site. One thing worth noting is thatb ecause PIP uses a phylogenetic covariance structure,</w:t>
-      </w:r>
-      <w:r>
-        <w:t xml:space="preserve"> </w:t>
-      </w:r>
-      <m:oMath>
-        <m:r>
-          <m:t>β</m:t>
-        </m:r>
-      </m:oMath>
-      <w:r>
-        <w:t xml:space="preserve">,</w:t>
+          <m:sup>
+            <m:r>
+              <m:t>2</m:t>
+            </m:r>
+          </m:sup>
+        </m:sSup>
+        <m:r>
+          <m:rPr>
+            <m:sty m:val="p"/>
+          </m:rPr>
+          <m:t>/</m:t>
+        </m:r>
+        <m:r>
+          <m:t>A</m:t>
+        </m:r>
+        <m:r>
+          <m:rPr>
+            <m:sty m:val="p"/>
+          </m:rPr>
+          <m:t>)</m:t>
+        </m:r>
+      </m:oMath>
+      <w:r>
+        <w:t xml:space="preserve"> </w:t>
+      </w:r>
+      <w:r>
+        <w:t xml:space="preserve">(petiole width squared divided by blade area), following Dana Royer (pers. comm.). This PGLS implementation uses one row per extant operational taxon and fits grand means across training sites; that is a modelling choice, not a universal requirement of phylogenetic methods. This averages away within-species cross-site variation during fitting; held-out and fossil prediction rows instead use within-site means. For the climate models, fossil occurrences are placed separately at their reported site ages, using formal genus, family, and order names in the primary analysis. Quoted ranks are excluded from primary placement and included only in a sensitivity analysis. Consequently, occurrences of the same reported species can receive different phylogenetic adjustments when their placement ages differ.</w:t>
+      </w:r>
+    </w:p>
+    <w:bookmarkStart w:id="13" w:name="worked-example"/>
+    <w:p>
+      <w:pPr>
+        <w:pStyle w:val="Heading1"/>
+      </w:pPr>
+      <w:r>
+        <w:t xml:space="preserve">Worked example</w:t>
+      </w:r>
+    </w:p>
+    <w:p>
+      <w:pPr>
+        <w:pStyle w:val="FirstParagraph"/>
+      </w:pPr>
+      <w:r>
+        <w:t xml:space="preserve">This example calculates a Phylogenetically-Informed Prediction (PIP) for the Mean Annual Temperature (MAT) of a single fossil species.</w:t>
+      </w:r>
+    </w:p>
+    <w:p>
+      <w:pPr>
+        <w:pStyle w:val="BodyText"/>
+      </w:pPr>
+      <w:r>
+        <w:t xml:space="preserve">Assume the biological trait measured is the proportion of leaves with toothed margins, designated as Tooth Proportion (TP).</w:t>
+      </w:r>
+    </w:p>
+    <w:p>
+      <w:pPr>
+        <w:pStyle w:val="BodyText"/>
+      </w:pPr>
+      <w:r>
+        <w:t xml:space="preserve">For simplicity, assume Pagel’s</w:t>
+      </w:r>
+      <w:r>
+        <w:t xml:space="preserve"> </w:t>
+      </w:r>
+      <m:oMath>
+        <m:r>
+          <m:t>λ</m:t>
+        </m:r>
+        <m:r>
+          <m:rPr>
+            <m:sty m:val="p"/>
+          </m:rPr>
+          <m:t>=</m:t>
+        </m:r>
+        <m:r>
+          <m:t>1</m:t>
+        </m:r>
+      </m:oMath>
+      <w:r>
+        <w:t xml:space="preserve">, so</w:t>
       </w:r>
       <w:r>
         <w:t xml:space="preserve"> </w:t>
@@ -1238,101 +1231,28 @@
           </m:e>
           <m:sub>
             <m:r>
-              <m:t>i</m:t>
-            </m:r>
-            <m:r>
-              <m:t>n</m:t>
-            </m:r>
-            <m:r>
-              <m:t>v</m:t>
+              <m:t>c</m:t>
+            </m:r>
+            <m:r>
+              <m:t>r</m:t>
+            </m:r>
+            <m:r>
+              <m:t>o</m:t>
+            </m:r>
+            <m:r>
+              <m:t>s</m:t>
+            </m:r>
+            <m:r>
+              <m:t>s</m:t>
             </m:r>
           </m:sub>
         </m:sSub>
       </m:oMath>
       <w:r>
-        <w:t xml:space="preserve">, and</w:t>
-      </w:r>
-      <w:r>
-        <w:t xml:space="preserve"> </w:t>
-      </w:r>
-      <m:oMath>
-        <m:r>
-          <m:t>e</m:t>
-        </m:r>
-      </m:oMath>
-      <w:r>
-        <w:t xml:space="preserve"> </w:t>
-      </w:r>
-      <w:r>
-        <w:t xml:space="preserve">are all estimated from extant species-level means (one row per species as required for PGLS). At prediction time,</w:t>
-      </w:r>
-      <w:r>
-        <w:t xml:space="preserve"> </w:t>
-      </w:r>
-      <m:oMath>
-        <m:r>
-          <m:t>X</m:t>
-        </m:r>
-      </m:oMath>
-      <w:r>
-        <w:t xml:space="preserve"> </w:t>
-      </w:r>
-      <w:r>
-        <w:t xml:space="preserve">is constructed from fossil trait values aggregated to the level appropriate for the prediction target. The phylogenetic adjustment is indexed by species alone and is therefore the same for every site occurrence of a given fossil species. Predictions are averaged within each fossil site to obtain site-level estimates.</w:t>
-      </w:r>
-    </w:p>
-    <w:bookmarkEnd w:id="20"/>
-    <w:bookmarkStart w:id="25" w:name="part-2"/>
-    <w:p>
-      <w:pPr>
-        <w:pStyle w:val="Heading1"/>
-      </w:pPr>
-      <w:r>
-        <w:t xml:space="preserve">PART 2</w:t>
-      </w:r>
-    </w:p>
-    <w:p>
-      <w:pPr>
-        <w:pStyle w:val="FirstParagraph"/>
-      </w:pPr>
-      <w:r>
-        <w:t xml:space="preserve">This example calculates a Phylogenetically-Informed Prediction (PIP) for the Mean Annual Temperature (MAT) of a single fossil species.</w:t>
-      </w:r>
-    </w:p>
-    <w:p>
-      <w:pPr>
-        <w:pStyle w:val="BodyText"/>
-      </w:pPr>
-      <w:r>
-        <w:t xml:space="preserve">Assume the biological trait measured is the proportion of leaves with toothed margins, designated as Tooth Proportion (TP).</w:t>
-      </w:r>
-    </w:p>
-    <w:p>
-      <w:pPr>
-        <w:pStyle w:val="BodyText"/>
-      </w:pPr>
-      <w:r>
-        <w:t xml:space="preserve">For simplicity, assume Pagel’s</w:t>
-      </w:r>
-      <w:r>
-        <w:t xml:space="preserve"> </w:t>
-      </w:r>
-      <m:oMath>
-        <m:r>
-          <m:t>λ</m:t>
-        </m:r>
-        <m:r>
-          <m:rPr>
-            <m:sty m:val="p"/>
-          </m:rPr>
-          <m:t>=</m:t>
-        </m:r>
-        <m:r>
-          <m:t>1</m:t>
-        </m:r>
-      </m:oMath>
-      <w:r>
-        <w:t xml:space="preserve">, so</w:t>
+        <w:t xml:space="preserve"> </w:t>
+      </w:r>
+      <w:r>
+        <w:t xml:space="preserve">and</w:t>
       </w:r>
       <w:r>
         <w:t xml:space="preserve"> </w:t>
@@ -1346,19 +1266,13 @@
           </m:e>
           <m:sub>
             <m:r>
-              <m:t>c</m:t>
-            </m:r>
-            <m:r>
-              <m:t>r</m:t>
-            </m:r>
-            <m:r>
-              <m:t>o</m:t>
-            </m:r>
-            <m:r>
-              <m:t>s</m:t>
-            </m:r>
-            <m:r>
-              <m:t>s</m:t>
+              <m:t>i</m:t>
+            </m:r>
+            <m:r>
+              <m:t>n</m:t>
+            </m:r>
+            <m:r>
+              <m:t>v</m:t>
             </m:r>
           </m:sub>
         </m:sSub>
@@ -1367,7 +1281,21 @@
         <w:t xml:space="preserve"> </w:t>
       </w:r>
       <w:r>
-        <w:t xml:space="preserve">and</w:t>
+        <w:t xml:space="preserve">are unscaled (scaling by</w:t>
+      </w:r>
+      <w:r>
+        <w:t xml:space="preserve"> </w:t>
+      </w:r>
+      <m:oMath>
+        <m:r>
+          <m:t>λ</m:t>
+        </m:r>
+      </m:oMath>
+      <w:r>
+        <w:t xml:space="preserve"> </w:t>
+      </w:r>
+      <w:r>
+        <w:t xml:space="preserve">would multiply</w:t>
       </w:r>
       <w:r>
         <w:t xml:space="preserve"> </w:t>
@@ -1381,13 +1309,19 @@
           </m:e>
           <m:sub>
             <m:r>
-              <m:t>i</m:t>
-            </m:r>
-            <m:r>
-              <m:t>n</m:t>
-            </m:r>
-            <m:r>
-              <m:t>v</m:t>
+              <m:t>c</m:t>
+            </m:r>
+            <m:r>
+              <m:t>r</m:t>
+            </m:r>
+            <m:r>
+              <m:t>o</m:t>
+            </m:r>
+            <m:r>
+              <m:t>s</m:t>
+            </m:r>
+            <m:r>
+              <m:t>s</m:t>
             </m:r>
           </m:sub>
         </m:sSub>
@@ -1396,7 +1330,7 @@
         <w:t xml:space="preserve"> </w:t>
       </w:r>
       <w:r>
-        <w:t xml:space="preserve">are unscaled (scaling by</w:t>
+        <w:t xml:space="preserve">entry-wise by</w:t>
       </w:r>
       <w:r>
         <w:t xml:space="preserve"> </w:t>
@@ -1410,7 +1344,21 @@
         <w:t xml:space="preserve"> </w:t>
       </w:r>
       <w:r>
-        <w:t xml:space="preserve">would multiply</w:t>
+        <w:t xml:space="preserve">and replace</w:t>
+      </w:r>
+      <w:r>
+        <w:t xml:space="preserve"> </w:t>
+      </w:r>
+      <m:oMath>
+        <m:r>
+          <m:t>V</m:t>
+        </m:r>
+      </m:oMath>
+      <w:r>
+        <w:t xml:space="preserve"> </w:t>
+      </w:r>
+      <w:r>
+        <w:t xml:space="preserve">with</w:t>
       </w:r>
       <w:r>
         <w:t xml:space="preserve"> </w:t>
@@ -1424,19 +1372,13 @@
           </m:e>
           <m:sub>
             <m:r>
-              <m:t>c</m:t>
-            </m:r>
-            <m:r>
-              <m:t>r</m:t>
-            </m:r>
-            <m:r>
-              <m:t>o</m:t>
-            </m:r>
-            <m:r>
-              <m:t>s</m:t>
-            </m:r>
-            <m:r>
-              <m:t>s</m:t>
+              <m:t>l</m:t>
+            </m:r>
+            <m:r>
+              <m:t>a</m:t>
+            </m:r>
+            <m:r>
+              <m:t>m</m:t>
             </m:r>
           </m:sub>
         </m:sSub>
@@ -1445,70 +1387,13 @@
         <w:t xml:space="preserve"> </w:t>
       </w:r>
       <w:r>
-        <w:t xml:space="preserve">entry-wise by</w:t>
-      </w:r>
-      <w:r>
-        <w:t xml:space="preserve"> </w:t>
-      </w:r>
-      <m:oMath>
-        <m:r>
-          <m:t>λ</m:t>
-        </m:r>
-      </m:oMath>
-      <w:r>
-        <w:t xml:space="preserve"> </w:t>
-      </w:r>
-      <w:r>
-        <w:t xml:space="preserve">and replace</w:t>
-      </w:r>
-      <w:r>
-        <w:t xml:space="preserve"> </w:t>
-      </w:r>
-      <m:oMath>
-        <m:r>
-          <m:t>V</m:t>
-        </m:r>
-      </m:oMath>
-      <w:r>
-        <w:t xml:space="preserve"> </w:t>
-      </w:r>
-      <w:r>
-        <w:t xml:space="preserve">with</w:t>
-      </w:r>
-      <w:r>
-        <w:t xml:space="preserve"> </w:t>
-      </w:r>
-      <m:oMath>
-        <m:sSub>
-          <m:e>
-            <m:r>
-              <m:t>V</m:t>
-            </m:r>
-          </m:e>
-          <m:sub>
-            <m:r>
-              <m:t>l</m:t>
-            </m:r>
-            <m:r>
-              <m:t>a</m:t>
-            </m:r>
-            <m:r>
-              <m:t>m</m:t>
-            </m:r>
-          </m:sub>
-        </m:sSub>
-      </m:oMath>
-      <w:r>
-        <w:t xml:space="preserve"> </w:t>
-      </w:r>
-      <w:r>
         <w:t xml:space="preserve">before inversion).</w:t>
       </w:r>
     </w:p>
-    <w:bookmarkStart w:id="21" w:name="initial-parameters-and-data"/>
-    <w:p>
-      <w:pPr>
-        <w:pStyle w:val="Heading3"/>
+    <w:bookmarkStart w:id="9" w:name="initial-parameters-and-data"/>
+    <w:p>
+      <w:pPr>
+        <w:pStyle w:val="Heading2"/>
       </w:pPr>
       <w:r>
         <w:t xml:space="preserve">1. Initial Parameters and Data</w:t>
@@ -1525,21 +1410,23 @@
         </w:rPr>
         <w:t xml:space="preserve">Modern Species Data</w:t>
       </w:r>
-      <w:r>
-        <w:t xml:space="preserve"> </w:t>
-      </w:r>
+    </w:p>
+    <w:p>
+      <w:pPr>
+        <w:pStyle w:val="BodyText"/>
+      </w:pPr>
       <w:r>
         <w:t xml:space="preserve">There are two extant (modern) species, A and B. Their exact environmental MAT and leaf trait (TP) values are known.</w:t>
       </w:r>
-      <w:r>
-        <w:t xml:space="preserve"> </w:t>
-      </w:r>
-      <w:r>
-        <w:t xml:space="preserve">*</w:t>
-      </w:r>
-      <w:r>
-        <w:t xml:space="preserve"> </w:t>
-      </w:r>
+    </w:p>
+    <w:p>
+      <w:pPr>
+        <w:pStyle w:val="Compact"/>
+        <w:numPr>
+          <w:ilvl w:val="0"/>
+          <w:numId w:val="1001"/>
+        </w:numPr>
+      </w:pPr>
       <w:r>
         <w:rPr>
           <w:b/>
@@ -1611,15 +1498,15 @@
           <m:t>C</m:t>
         </m:r>
       </m:oMath>
-      <w:r>
-        <w:t xml:space="preserve"> </w:t>
-      </w:r>
-      <w:r>
-        <w:t xml:space="preserve">*</w:t>
-      </w:r>
-      <w:r>
-        <w:t xml:space="preserve"> </w:t>
-      </w:r>
+    </w:p>
+    <w:p>
+      <w:pPr>
+        <w:pStyle w:val="Compact"/>
+        <w:numPr>
+          <w:ilvl w:val="0"/>
+          <w:numId w:val="1001"/>
+        </w:numPr>
+      </w:pPr>
       <w:r>
         <w:rPr>
           <w:b/>
@@ -1694,7 +1581,7 @@
     </w:p>
     <w:p>
       <w:pPr>
-        <w:pStyle w:val="BodyText"/>
+        <w:pStyle w:val="FirstParagraph"/>
       </w:pPr>
       <w:r>
         <w:rPr>
@@ -1703,21 +1590,23 @@
         </w:rPr>
         <w:t xml:space="preserve">Fossil Species Data</w:t>
       </w:r>
-      <w:r>
-        <w:t xml:space="preserve"> </w:t>
-      </w:r>
+    </w:p>
+    <w:p>
+      <w:pPr>
+        <w:pStyle w:val="BodyText"/>
+      </w:pPr>
       <w:r>
         <w:t xml:space="preserve">There is one fossil species, F. Its trait is measured from the fossil record, but its MAT is unknown.</w:t>
       </w:r>
-      <w:r>
-        <w:t xml:space="preserve"> </w:t>
-      </w:r>
-      <w:r>
-        <w:t xml:space="preserve">*</w:t>
-      </w:r>
-      <w:r>
-        <w:t xml:space="preserve"> </w:t>
-      </w:r>
+    </w:p>
+    <w:p>
+      <w:pPr>
+        <w:pStyle w:val="Compact"/>
+        <w:numPr>
+          <w:ilvl w:val="0"/>
+          <w:numId w:val="1002"/>
+        </w:numPr>
+      </w:pPr>
       <w:r>
         <w:rPr>
           <w:b/>
@@ -1776,7 +1665,7 @@
     </w:p>
     <w:p>
       <w:pPr>
-        <w:pStyle w:val="BodyText"/>
+        <w:pStyle w:val="FirstParagraph"/>
       </w:pPr>
       <w:r>
         <w:rPr>
@@ -1797,9 +1686,11 @@
         </w:rPr>
         <w:t xml:space="preserve">)</w:t>
       </w:r>
-      <w:r>
-        <w:t xml:space="preserve"> </w:t>
-      </w:r>
+    </w:p>
+    <w:p>
+      <w:pPr>
+        <w:pStyle w:val="BodyText"/>
+      </w:pPr>
       <w:r>
         <w:t xml:space="preserve">Take the PGLS coefficients as given for this illustration: intercept = 25 and slope = -15. (In the actual pipeline,</w:t>
       </w:r>
@@ -1898,11 +1789,11 @@
         </m:oMath>
       </m:oMathPara>
     </w:p>
-    <w:bookmarkEnd w:id="21"/>
-    <w:bookmarkStart w:id="22" w:name="X17ea13a5eb3eaca27ca7aa984dfd0272099c6b5"/>
-    <w:p>
-      <w:pPr>
-        <w:pStyle w:val="Heading3"/>
+    <w:bookmarkEnd w:id="9"/>
+    <w:bookmarkStart w:id="10" w:name="X17ea13a5eb3eaca27ca7aa984dfd0272099c6b5"/>
+    <w:p>
+      <w:pPr>
+        <w:pStyle w:val="Heading2"/>
       </w:pPr>
       <w:r>
         <w:t xml:space="preserve">2. Computing the Trait-Based Prediction (</w:t>
@@ -2125,62 +2016,66 @@
             </m:rPr>
             <m:t>=</m:t>
           </m:r>
-          <m:d>
-            <m:dPr>
-              <m:begChr m:val="("/>
-              <m:sepChr m:val=""/>
-              <m:endChr m:val=")"/>
-              <m:grow/>
-            </m:dPr>
-            <m:e>
-              <m:r>
-                <m:t>1</m:t>
-              </m:r>
-              <m:r>
-                <m:rPr>
-                  <m:sty m:val="p"/>
-                </m:rPr>
-                <m:t>×</m:t>
-              </m:r>
-              <m:r>
-                <m:t>25</m:t>
-              </m:r>
-            </m:e>
-          </m:d>
+          <m:r>
+            <m:rPr>
+              <m:sty m:val="p"/>
+            </m:rPr>
+            <m:t>(</m:t>
+          </m:r>
+          <m:r>
+            <m:t>1</m:t>
+          </m:r>
+          <m:r>
+            <m:rPr>
+              <m:sty m:val="p"/>
+            </m:rPr>
+            <m:t>×</m:t>
+          </m:r>
+          <m:r>
+            <m:t>25</m:t>
+          </m:r>
+          <m:r>
+            <m:rPr>
+              <m:sty m:val="p"/>
+            </m:rPr>
+            <m:t>)</m:t>
+          </m:r>
           <m:r>
             <m:rPr>
               <m:sty m:val="p"/>
             </m:rPr>
             <m:t>+</m:t>
           </m:r>
-          <m:d>
-            <m:dPr>
-              <m:begChr m:val="("/>
-              <m:sepChr m:val=""/>
-              <m:endChr m:val=")"/>
-              <m:grow/>
-            </m:dPr>
-            <m:e>
-              <m:r>
-                <m:t>0.5</m:t>
-              </m:r>
-              <m:r>
-                <m:rPr>
-                  <m:sty m:val="p"/>
-                </m:rPr>
-                <m:t>×</m:t>
-              </m:r>
-              <m:r>
-                <m:rPr>
-                  <m:sty m:val="p"/>
-                </m:rPr>
-                <m:t>−</m:t>
-              </m:r>
-              <m:r>
-                <m:t>15</m:t>
-              </m:r>
-            </m:e>
-          </m:d>
+          <m:r>
+            <m:rPr>
+              <m:sty m:val="p"/>
+            </m:rPr>
+            <m:t>(</m:t>
+          </m:r>
+          <m:r>
+            <m:t>0.5</m:t>
+          </m:r>
+          <m:r>
+            <m:rPr>
+              <m:sty m:val="p"/>
+            </m:rPr>
+            <m:t>×</m:t>
+          </m:r>
+          <m:r>
+            <m:rPr>
+              <m:sty m:val="p"/>
+            </m:rPr>
+            <m:t>−</m:t>
+          </m:r>
+          <m:r>
+            <m:t>15</m:t>
+          </m:r>
+          <m:r>
+            <m:rPr>
+              <m:sty m:val="p"/>
+            </m:rPr>
+            <m:t>)</m:t>
+          </m:r>
           <m:r>
             <m:rPr>
               <m:sty m:val="p"/>
@@ -2220,11 +2115,11 @@
         <w:t xml:space="preserve">If evolutionary history is ignored, the predicted MAT for Fossil F is 17.5°C.</w:t>
       </w:r>
     </w:p>
-    <w:bookmarkEnd w:id="22"/>
-    <w:bookmarkStart w:id="23" w:name="X37ff28fc8a3ffd10d08723829bf2d067d3c2ce5"/>
-    <w:p>
-      <w:pPr>
-        <w:pStyle w:val="Heading3"/>
+    <w:bookmarkEnd w:id="10"/>
+    <w:bookmarkStart w:id="11" w:name="X37ff28fc8a3ffd10d08723829bf2d067d3c2ce5"/>
+    <w:p>
+      <w:pPr>
+        <w:pStyle w:val="Heading2"/>
       </w:pPr>
       <w:r>
         <w:t xml:space="preserve">3. Computing the Phylogenetic Adjustment (</w:t>
@@ -2316,9 +2211,11 @@
         </w:rPr>
         <w:t xml:space="preserve">)</w:t>
       </w:r>
-      <w:r>
-        <w:t xml:space="preserve"> </w:t>
-      </w:r>
+    </w:p>
+    <w:p>
+      <w:pPr>
+        <w:pStyle w:val="BodyText"/>
+      </w:pPr>
       <w:r>
         <w:t xml:space="preserve">First, calculate the base trait prediction for the modern species using the same</w:t>
       </w:r>
@@ -2336,11 +2233,17 @@
       <w:r>
         <w:t xml:space="preserve">coefficients.</w:t>
       </w:r>
-      <w:r>
-        <w:t xml:space="preserve"> </w:t>
-      </w:r>
-      <w:r>
-        <w:t xml:space="preserve">* Predicted</w:t>
+    </w:p>
+    <w:p>
+      <w:pPr>
+        <w:pStyle w:val="Compact"/>
+        <w:numPr>
+          <w:ilvl w:val="0"/>
+          <w:numId w:val="1003"/>
+        </w:numPr>
+      </w:pPr>
+      <w:r>
+        <w:t xml:space="preserve">Predicted</w:t>
       </w:r>
       <w:r>
         <w:t xml:space="preserve"> </w:t>
@@ -2380,19 +2283,21 @@
         <m:r>
           <m:t>15</m:t>
         </m:r>
-        <m:d>
-          <m:dPr>
-            <m:begChr m:val="("/>
-            <m:sepChr m:val=""/>
-            <m:endChr m:val=")"/>
-            <m:grow/>
-          </m:dPr>
-          <m:e>
-            <m:r>
-              <m:t>0.8</m:t>
-            </m:r>
-          </m:e>
-        </m:d>
+        <m:r>
+          <m:rPr>
+            <m:sty m:val="p"/>
+          </m:rPr>
+          <m:t>(</m:t>
+        </m:r>
+        <m:r>
+          <m:t>0.8</m:t>
+        </m:r>
+        <m:r>
+          <m:rPr>
+            <m:sty m:val="p"/>
+          </m:rPr>
+          <m:t>)</m:t>
+        </m:r>
         <m:r>
           <m:rPr>
             <m:sty m:val="p"/>
@@ -2422,11 +2327,17 @@
           <m:t>C</m:t>
         </m:r>
       </m:oMath>
-      <w:r>
-        <w:t xml:space="preserve"> </w:t>
-      </w:r>
-      <w:r>
-        <w:t xml:space="preserve">* Predicted</w:t>
+    </w:p>
+    <w:p>
+      <w:pPr>
+        <w:pStyle w:val="Compact"/>
+        <w:numPr>
+          <w:ilvl w:val="0"/>
+          <w:numId w:val="1003"/>
+        </w:numPr>
+      </w:pPr>
+      <w:r>
+        <w:t xml:space="preserve">Predicted</w:t>
       </w:r>
       <w:r>
         <w:t xml:space="preserve"> </w:t>
@@ -2466,19 +2377,21 @@
         <m:r>
           <m:t>15</m:t>
         </m:r>
-        <m:d>
-          <m:dPr>
-            <m:begChr m:val="("/>
-            <m:sepChr m:val=""/>
-            <m:endChr m:val=")"/>
-            <m:grow/>
-          </m:dPr>
-          <m:e>
-            <m:r>
-              <m:t>0.2</m:t>
-            </m:r>
-          </m:e>
-        </m:d>
+        <m:r>
+          <m:rPr>
+            <m:sty m:val="p"/>
+          </m:rPr>
+          <m:t>(</m:t>
+        </m:r>
+        <m:r>
+          <m:t>0.2</m:t>
+        </m:r>
+        <m:r>
+          <m:rPr>
+            <m:sty m:val="p"/>
+          </m:rPr>
+          <m:t>)</m:t>
+        </m:r>
         <m:r>
           <m:rPr>
             <m:sty m:val="p"/>
@@ -2511,7 +2424,7 @@
     </w:p>
     <w:p>
       <w:pPr>
-        <w:pStyle w:val="BodyText"/>
+        <w:pStyle w:val="FirstParagraph"/>
       </w:pPr>
       <w:r>
         <w:t xml:space="preserve">The residual error (</w:t>
@@ -2524,15 +2437,15 @@
       <w:r>
         <w:t xml:space="preserve">) is the actual MAT minus the predicted MAT.</w:t>
       </w:r>
-      <w:r>
-        <w:t xml:space="preserve"> </w:t>
-      </w:r>
-      <w:r>
-        <w:t xml:space="preserve">*</w:t>
-      </w:r>
-      <w:r>
-        <w:t xml:space="preserve"> </w:t>
-      </w:r>
+    </w:p>
+    <w:p>
+      <w:pPr>
+        <w:pStyle w:val="Compact"/>
+        <w:numPr>
+          <w:ilvl w:val="0"/>
+          <w:numId w:val="1004"/>
+        </w:numPr>
+      </w:pPr>
       <m:oMath>
         <m:sSub>
           <m:e>
@@ -2580,15 +2493,15 @@
           <m:t>3</m:t>
         </m:r>
       </m:oMath>
-      <w:r>
-        <w:t xml:space="preserve"> </w:t>
-      </w:r>
-      <w:r>
-        <w:t xml:space="preserve">*</w:t>
-      </w:r>
-      <w:r>
-        <w:t xml:space="preserve"> </w:t>
-      </w:r>
+    </w:p>
+    <w:p>
+      <w:pPr>
+        <w:pStyle w:val="Compact"/>
+        <w:numPr>
+          <w:ilvl w:val="0"/>
+          <w:numId w:val="1004"/>
+        </w:numPr>
+      </w:pPr>
       <m:oMath>
         <m:sSub>
           <m:e>
@@ -2639,7 +2552,7 @@
     </w:p>
     <w:p>
       <w:pPr>
-        <w:pStyle w:val="BodyText"/>
+        <w:pStyle w:val="FirstParagraph"/>
       </w:pPr>
       <m:oMathPara>
         <m:oMathParaPr>
@@ -2778,28 +2691,42 @@
         </w:rPr>
         <w:t xml:space="preserve">)</w:t>
       </w:r>
-      <w:r>
-        <w:t xml:space="preserve"> </w:t>
-      </w:r>
+    </w:p>
+    <w:p>
+      <w:pPr>
+        <w:pStyle w:val="BodyText"/>
+      </w:pPr>
       <w:r>
         <w:t xml:space="preserve">Assume the total height of the evolutionary tree from root to tip is 1.0 unit of time.</w:t>
       </w:r>
-      <w:r>
-        <w:t xml:space="preserve"> </w:t>
-      </w:r>
-      <w:r>
-        <w:t xml:space="preserve">* Species A and B share an evolutionary branch for 0.4 units of time before diverging.</w:t>
-      </w:r>
-      <w:r>
-        <w:t xml:space="preserve"> </w:t>
-      </w:r>
-      <w:r>
-        <w:t xml:space="preserve">* Fossil F is closely related to Species A, sharing 0.7 units of time with A, but only 0.4 units of time with B.</w:t>
-      </w:r>
-    </w:p>
-    <w:p>
-      <w:pPr>
-        <w:pStyle w:val="BodyText"/>
+    </w:p>
+    <w:p>
+      <w:pPr>
+        <w:pStyle w:val="Compact"/>
+        <w:numPr>
+          <w:ilvl w:val="0"/>
+          <w:numId w:val="1005"/>
+        </w:numPr>
+      </w:pPr>
+      <w:r>
+        <w:t xml:space="preserve">Species A and B share an evolutionary branch for 0.4 units of time before diverging.</w:t>
+      </w:r>
+    </w:p>
+    <w:p>
+      <w:pPr>
+        <w:pStyle w:val="Compact"/>
+        <w:numPr>
+          <w:ilvl w:val="0"/>
+          <w:numId w:val="1005"/>
+        </w:numPr>
+      </w:pPr>
+      <w:r>
+        <w:t xml:space="preserve">Fossil F is closely related to Species A, sharing 0.7 units of time with A, but only 0.4 units of time with B.</w:t>
+      </w:r>
+    </w:p>
+    <w:p>
+      <w:pPr>
+        <w:pStyle w:val="FirstParagraph"/>
       </w:pPr>
       <w:r>
         <w:t xml:space="preserve">The variance-covariance matrix for the modern species (</w:t>
@@ -3155,11 +3082,13 @@
         </w:rPr>
         <w:t xml:space="preserve">Step 3c: Execute the Adjustment Algebra</w:t>
       </w:r>
-      <w:r>
-        <w:t xml:space="preserve"> </w:t>
-      </w:r>
-      <w:r>
-        <w:t xml:space="preserve">Multiply the inverse covariance matrix by the modern residuals to isolate the independent phylogenetic error.</w:t>
+    </w:p>
+    <w:p>
+      <w:pPr>
+        <w:pStyle w:val="BodyText"/>
+      </w:pPr>
+      <w:r>
+        <w:t xml:space="preserve">Multiply the inverse covariance matrix by the modern residuals to obtain covariance-weighted residuals.</w:t>
       </w:r>
     </w:p>
     <w:p>
@@ -3378,7 +3307,7 @@
         <w:pStyle w:val="FirstParagraph"/>
       </w:pPr>
       <w:r>
-        <w:t xml:space="preserve">Multiply the cross-covariance matrix by the isolated error to project the adjustment onto the fossil species.</w:t>
+        <w:t xml:space="preserve">Multiply the cross-covariance matrix by the weighted residuals to project the adjustment onto the fossil species.</w:t>
       </w:r>
     </w:p>
     <w:p>
@@ -3419,37 +3348,39 @@
               </m:r>
             </m:sup>
           </m:sSubSup>
-          <m:d>
-            <m:dPr>
-              <m:begChr m:val="("/>
-              <m:sepChr m:val=""/>
-              <m:endChr m:val=")"/>
-              <m:grow/>
-            </m:dPr>
+          <m:r>
+            <m:rPr>
+              <m:sty m:val="p"/>
+            </m:rPr>
+            <m:t>(</m:t>
+          </m:r>
+          <m:sSub>
             <m:e>
-              <m:sSub>
-                <m:e>
-                  <m:r>
-                    <m:t>V</m:t>
-                  </m:r>
-                </m:e>
-                <m:sub>
-                  <m:r>
-                    <m:t>i</m:t>
-                  </m:r>
-                  <m:r>
-                    <m:t>n</m:t>
-                  </m:r>
-                  <m:r>
-                    <m:t>v</m:t>
-                  </m:r>
-                </m:sub>
-              </m:sSub>
-              <m:r>
-                <m:t>e</m:t>
+              <m:r>
+                <m:t>V</m:t>
               </m:r>
             </m:e>
-          </m:d>
+            <m:sub>
+              <m:r>
+                <m:t>i</m:t>
+              </m:r>
+              <m:r>
+                <m:t>n</m:t>
+              </m:r>
+              <m:r>
+                <m:t>v</m:t>
+              </m:r>
+            </m:sub>
+          </m:sSub>
+          <m:r>
+            <m:t>e</m:t>
+          </m:r>
+          <m:r>
+            <m:rPr>
+              <m:sty m:val="p"/>
+            </m:rPr>
+            <m:t>)</m:t>
+          </m:r>
           <m:r>
             <m:rPr>
               <m:sty m:val="p"/>
@@ -3566,68 +3497,72 @@
             </m:rPr>
             <m:t>=</m:t>
           </m:r>
-          <m:d>
-            <m:dPr>
-              <m:begChr m:val="("/>
-              <m:sepChr m:val=""/>
-              <m:endChr m:val=")"/>
-              <m:grow/>
-            </m:dPr>
-            <m:e>
-              <m:r>
-                <m:t>0.7</m:t>
-              </m:r>
-              <m:r>
-                <m:rPr>
-                  <m:sty m:val="p"/>
-                </m:rPr>
-                <m:t>×</m:t>
-              </m:r>
-              <m:r>
-                <m:rPr>
-                  <m:sty m:val="p"/>
-                </m:rPr>
-                <m:t>−</m:t>
-              </m:r>
-              <m:r>
-                <m:t>2.61</m:t>
-              </m:r>
-            </m:e>
-          </m:d>
+          <m:r>
+            <m:rPr>
+              <m:sty m:val="p"/>
+            </m:rPr>
+            <m:t>(</m:t>
+          </m:r>
+          <m:r>
+            <m:t>0.7</m:t>
+          </m:r>
+          <m:r>
+            <m:rPr>
+              <m:sty m:val="p"/>
+            </m:rPr>
+            <m:t>×</m:t>
+          </m:r>
+          <m:r>
+            <m:rPr>
+              <m:sty m:val="p"/>
+            </m:rPr>
+            <m:t>−</m:t>
+          </m:r>
+          <m:r>
+            <m:t>2.61</m:t>
+          </m:r>
+          <m:r>
+            <m:rPr>
+              <m:sty m:val="p"/>
+            </m:rPr>
+            <m:t>)</m:t>
+          </m:r>
           <m:r>
             <m:rPr>
               <m:sty m:val="p"/>
             </m:rPr>
             <m:t>+</m:t>
           </m:r>
-          <m:d>
-            <m:dPr>
-              <m:begChr m:val="("/>
-              <m:sepChr m:val=""/>
-              <m:endChr m:val=")"/>
-              <m:grow/>
-            </m:dPr>
-            <m:e>
-              <m:r>
-                <m:t>0.4</m:t>
-              </m:r>
-              <m:r>
-                <m:rPr>
-                  <m:sty m:val="p"/>
-                </m:rPr>
-                <m:t>×</m:t>
-              </m:r>
-              <m:r>
-                <m:rPr>
-                  <m:sty m:val="p"/>
-                </m:rPr>
-                <m:t>−</m:t>
-              </m:r>
-              <m:r>
-                <m:t>0.94</m:t>
-              </m:r>
-            </m:e>
-          </m:d>
+          <m:r>
+            <m:rPr>
+              <m:sty m:val="p"/>
+            </m:rPr>
+            <m:t>(</m:t>
+          </m:r>
+          <m:r>
+            <m:t>0.4</m:t>
+          </m:r>
+          <m:r>
+            <m:rPr>
+              <m:sty m:val="p"/>
+            </m:rPr>
+            <m:t>×</m:t>
+          </m:r>
+          <m:r>
+            <m:rPr>
+              <m:sty m:val="p"/>
+            </m:rPr>
+            <m:t>−</m:t>
+          </m:r>
+          <m:r>
+            <m:t>0.94</m:t>
+          </m:r>
+          <m:r>
+            <m:rPr>
+              <m:sty m:val="p"/>
+            </m:rPr>
+            <m:t>)</m:t>
+          </m:r>
           <m:r>
             <m:rPr>
               <m:sty m:val="p"/>
@@ -3697,11 +3632,11 @@
         <w:t xml:space="preserve">The phylogenetic adjustment for Fossil F is -2.203°C. This negative adjustment occurs because its closest relative, Species A, resides in an environment 3°C colder than its leaf traits alone would predict.</w:t>
       </w:r>
     </w:p>
-    <w:bookmarkEnd w:id="23"/>
-    <w:bookmarkStart w:id="24" w:name="the-final-prediction"/>
-    <w:p>
-      <w:pPr>
-        <w:pStyle w:val="Heading3"/>
+    <w:bookmarkEnd w:id="11"/>
+    <w:bookmarkStart w:id="12" w:name="the-final-prediction"/>
+    <w:p>
+      <w:pPr>
+        <w:pStyle w:val="Heading2"/>
       </w:pPr>
       <w:r>
         <w:t xml:space="preserve">4. The Final Prediction</w:t>
@@ -3839,25 +3774,27 @@
             </m:rPr>
             <m:t>+</m:t>
           </m:r>
-          <m:d>
-            <m:dPr>
-              <m:begChr m:val="("/>
-              <m:sepChr m:val=""/>
-              <m:endChr m:val=")"/>
-              <m:grow/>
-            </m:dPr>
-            <m:e>
-              <m:r>
-                <m:rPr>
-                  <m:sty m:val="p"/>
-                </m:rPr>
-                <m:t>−</m:t>
-              </m:r>
-              <m:r>
-                <m:t>2.203</m:t>
-              </m:r>
-            </m:e>
-          </m:d>
+          <m:r>
+            <m:rPr>
+              <m:sty m:val="p"/>
+            </m:rPr>
+            <m:t>(</m:t>
+          </m:r>
+          <m:r>
+            <m:rPr>
+              <m:sty m:val="p"/>
+            </m:rPr>
+            <m:t>−</m:t>
+          </m:r>
+          <m:r>
+            <m:t>2.203</m:t>
+          </m:r>
+          <m:r>
+            <m:rPr>
+              <m:sty m:val="p"/>
+            </m:rPr>
+            <m:t>)</m:t>
+          </m:r>
           <m:r>
             <m:rPr>
               <m:sty m:val="p"/>
@@ -3897,12 +3834,14 @@
         <w:t xml:space="preserve">The final Phylogenetically-Informed Prediction for the fossil species’ Mean Annual Temperature is 15.3°C.</w:t>
       </w:r>
     </w:p>
-    <w:bookmarkEnd w:id="24"/>
-    <w:bookmarkEnd w:id="25"/>
+    <w:bookmarkEnd w:id="12"/>
+    <w:bookmarkEnd w:id="13"/>
     <w:sectPr>
       <w:footnotePr>
         <w:numRestart w:val="eachSect"/>
       </w:footnotePr>
+      <w:pgSz w:w="12240" w:h="15840"/>
+      <w:pgMar w:top="1080" w:bottom="1080" w:left="1440" w:right="1440"/>
     </w:sectPr>
   </w:body>
 </w:document>
@@ -4009,8 +3948,126 @@
       </w:pPr>
     </w:lvl>
   </w:abstractNum>
+  <w:abstractNum w:abstractNumId="991">
+    <w:nsid w:val="0000A991"/>
+    <w:multiLevelType w:val="multilevel"/>
+    <w:lvl w:ilvl="0">
+      <w:numFmt w:val="bullet"/>
+      <w:lvlText w:val=""/>
+      <w:lvlJc w:val="left"/>
+      <w:pPr>
+        <w:ind w:left="720" w:hanging="360"/>
+      </w:pPr>
+      <w:rPr>
+        <w:rFonts w:ascii="Symbol" w:hAnsi="Symbol" w:cs="Symbol" w:hint="default"/>
+      </w:rPr>
+    </w:lvl>
+    <w:lvl w:ilvl="1">
+      <w:numFmt w:val="bullet"/>
+      <w:lvlText w:val="o"/>
+      <w:lvlJc w:val="left"/>
+      <w:pPr>
+        <w:ind w:left="1440" w:hanging="360"/>
+      </w:pPr>
+      <w:rPr>
+        <w:rFonts w:ascii="Courier New" w:hAnsi="Courier New" w:cs="Courier New" w:hint="default"/>
+      </w:rPr>
+    </w:lvl>
+    <w:lvl w:ilvl="2">
+      <w:numFmt w:val="bullet"/>
+      <w:lvlText w:val=""/>
+      <w:lvlJc w:val="left"/>
+      <w:pPr>
+        <w:ind w:left="2160" w:hanging="360"/>
+      </w:pPr>
+      <w:rPr>
+        <w:rFonts w:ascii="Wingdings" w:hAnsi="Wingdings" w:cs="Wingdings" w:hint="default"/>
+      </w:rPr>
+    </w:lvl>
+    <w:lvl w:ilvl="3">
+      <w:numFmt w:val="bullet"/>
+      <w:lvlText w:val=""/>
+      <w:lvlJc w:val="left"/>
+      <w:pPr>
+        <w:ind w:left="2880" w:hanging="360"/>
+      </w:pPr>
+      <w:rPr>
+        <w:rFonts w:ascii="Symbol" w:hAnsi="Symbol" w:cs="Symbol" w:hint="default"/>
+      </w:rPr>
+    </w:lvl>
+    <w:lvl w:ilvl="4">
+      <w:numFmt w:val="bullet"/>
+      <w:lvlText w:val="o"/>
+      <w:lvlJc w:val="left"/>
+      <w:pPr>
+        <w:ind w:left="3600" w:hanging="360"/>
+      </w:pPr>
+      <w:rPr>
+        <w:rFonts w:ascii="Courier New" w:hAnsi="Courier New" w:cs="Courier New" w:hint="default"/>
+      </w:rPr>
+    </w:lvl>
+    <w:lvl w:ilvl="5">
+      <w:numFmt w:val="bullet"/>
+      <w:lvlText w:val=""/>
+      <w:lvlJc w:val="left"/>
+      <w:pPr>
+        <w:ind w:left="4320" w:hanging="360"/>
+      </w:pPr>
+      <w:rPr>
+        <w:rFonts w:ascii="Wingdings" w:hAnsi="Wingdings" w:cs="Wingdings" w:hint="default"/>
+      </w:rPr>
+    </w:lvl>
+    <w:lvl w:ilvl="6">
+      <w:numFmt w:val="bullet"/>
+      <w:lvlText w:val=""/>
+      <w:lvlJc w:val="left"/>
+      <w:pPr>
+        <w:ind w:left="5040" w:hanging="360"/>
+      </w:pPr>
+      <w:rPr>
+        <w:rFonts w:ascii="Symbol" w:hAnsi="Symbol" w:cs="Symbol" w:hint="default"/>
+      </w:rPr>
+    </w:lvl>
+    <w:lvl w:ilvl="7">
+      <w:numFmt w:val="bullet"/>
+      <w:lvlText w:val="o"/>
+      <w:lvlJc w:val="left"/>
+      <w:pPr>
+        <w:ind w:left="5760" w:hanging="360"/>
+      </w:pPr>
+      <w:rPr>
+        <w:rFonts w:ascii="Courier New" w:hAnsi="Courier New" w:cs="Courier New" w:hint="default"/>
+      </w:rPr>
+    </w:lvl>
+    <w:lvl w:ilvl="8">
+      <w:numFmt w:val="bullet"/>
+      <w:lvlText w:val=""/>
+      <w:lvlJc w:val="left"/>
+      <w:pPr>
+        <w:ind w:left="6480" w:hanging="360"/>
+      </w:pPr>
+      <w:rPr>
+        <w:rFonts w:ascii="Wingdings" w:hAnsi="Wingdings" w:cs="Wingdings" w:hint="default"/>
+      </w:rPr>
+    </w:lvl>
+  </w:abstractNum>
   <w:num w:numId="1000">
     <w:abstractNumId w:val="990"/>
+  </w:num>
+  <w:num w:numId="1001">
+    <w:abstractNumId w:val="991"/>
+  </w:num>
+  <w:num w:numId="1002">
+    <w:abstractNumId w:val="991"/>
+  </w:num>
+  <w:num w:numId="1003">
+    <w:abstractNumId w:val="991"/>
+  </w:num>
+  <w:num w:numId="1004">
+    <w:abstractNumId w:val="991"/>
+  </w:num>
+  <w:num w:numId="1005">
+    <w:abstractNumId w:val="991"/>
   </w:num>
 </w:numbering>
 </file>
@@ -4020,10 +4077,10 @@
   <w:docDefaults>
     <w:rPrDefault>
       <w:rPr>
-        <w:rFonts w:asciiTheme="minorHAnsi" w:cstheme="minorBidi" w:eastAsiaTheme="minorHAnsi" w:hAnsiTheme="minorHAnsi"/>
+        <w:rFonts w:asciiTheme="minorHAnsi" w:cstheme="minorBidi" w:eastAsiaTheme="minorEastAsia" w:hAnsiTheme="minorHAnsi"/>
         <w:sz w:val="24"/>
         <w:szCs w:val="24"/>
-        <w:lang w:bidi="ar-SA" w:eastAsia="en-US" w:val="en-US"/>
+        <w:lang w:bidi="ar-SA" w:eastAsia="zh-CN" w:val="en-US"/>
       </w:rPr>
     </w:rPrDefault>
     <w:pPrDefault>
@@ -4036,6 +4093,14 @@
   <w:style w:default="1" w:styleId="Normal" w:type="paragraph">
     <w:name w:val="Normal"/>
     <w:qFormat/>
+    <w:pPr>
+      <w:spacing w:after="140" w:line="252" w:lineRule="auto"/>
+    </w:pPr>
+    <w:rPr>
+      <w:rFonts w:ascii="Cambria" w:hAnsi="Cambria"/>
+      <w:color w:val="000000"/>
+      <w:sz w:val="22"/>
+    </w:rPr>
   </w:style>
   <w:style w:styleId="BodyText" w:type="paragraph">
     <w:name w:val="Body Text"/>
@@ -4045,12 +4110,20 @@
     <w:pPr>
       <w:spacing w:after="180" w:before="180"/>
     </w:pPr>
+    <w:rPr>
+      <w:rFonts w:ascii="Cambria" w:hAnsi="Cambria"/>
+      <w:color w:val="000000"/>
+    </w:rPr>
   </w:style>
   <w:style w:customStyle="1" w:styleId="FirstParagraph" w:type="paragraph">
     <w:name w:val="First Paragraph"/>
     <w:basedOn w:val="BodyText"/>
     <w:next w:val="BodyText"/>
     <w:qFormat/>
+    <w:rPr>
+      <w:rFonts w:ascii="Cambria" w:hAnsi="Cambria"/>
+      <w:color w:val="000000"/>
+    </w:rPr>
   </w:style>
   <w:style w:customStyle="1" w:styleId="Compact" w:type="paragraph">
     <w:name w:val="Compact"/>
@@ -4059,6 +4132,10 @@
     <w:pPr>
       <w:spacing w:after="36" w:before="36"/>
     </w:pPr>
+    <w:rPr>
+      <w:rFonts w:ascii="Cambria" w:hAnsi="Cambria"/>
+      <w:color w:val="000000"/>
+    </w:rPr>
   </w:style>
   <w:style w:styleId="Title" w:type="paragraph">
     <w:name w:val="Title"/>
@@ -4069,15 +4146,14 @@
     <w:qFormat/>
     <w:rsid w:val="00A10FD9"/>
     <w:pPr>
-      <w:spacing w:after="80" w:line="240" w:lineRule="auto"/>
+      <w:spacing w:after="240" w:line="240" w:lineRule="auto"/>
       <w:contextualSpacing/>
       <w:jc w:val="center"/>
     </w:pPr>
     <w:rPr>
-      <w:rFonts w:asciiTheme="majorHAnsi" w:cstheme="majorBidi" w:eastAsiaTheme="majorEastAsia" w:hAnsiTheme="majorHAnsi"/>
-      <w:spacing w:val="-10"/>
-      <w:kern w:val="28"/>
-      <w:sz w:val="56"/>
+      <w:rFonts w:asciiTheme="majorHAnsi" w:cstheme="majorBidi" w:eastAsiaTheme="majorEastAsia" w:hAnsiTheme="majorHAnsi" w:ascii="Cambria" w:hAnsi="Cambria"/>
+      <w:color w:val="000000"/>
+      <w:sz w:val="42"/>
       <w:szCs w:val="56"/>
     </w:rPr>
   </w:style>
@@ -4089,8 +4165,6 @@
     <w:rsid w:val="00A10FD9"/>
     <w:rPr>
       <w:rFonts w:asciiTheme="majorHAnsi" w:cstheme="majorBidi" w:eastAsiaTheme="majorEastAsia" w:hAnsiTheme="majorHAnsi"/>
-      <w:spacing w:val="-10"/>
-      <w:kern w:val="28"/>
       <w:sz w:val="56"/>
       <w:szCs w:val="56"/>
     </w:rPr>
@@ -4109,7 +4183,8 @@
       </w:numPr>
     </w:pPr>
     <w:rPr>
-      <w:rFonts w:cstheme="majorBidi" w:eastAsiaTheme="majorEastAsia"/>
+      <w:rFonts w:cstheme="majorBidi" w:eastAsiaTheme="majorEastAsia" w:ascii="Cambria" w:hAnsi="Cambria"/>
+      <w:color w:val="000000"/>
       <w:spacing w:val="15"/>
       <w:sz w:val="28"/>
       <w:szCs w:val="28"/>
@@ -4131,23 +4206,35 @@
   </w:style>
   <w:style w:customStyle="1" w:styleId="Author" w:type="paragraph">
     <w:name w:val="Author"/>
+    <w:basedOn w:val="Title"/>
     <w:next w:val="BodyText"/>
     <w:qFormat/>
     <w:pPr>
       <w:keepNext/>
       <w:keepLines/>
-      <w:jc w:val="center"/>
     </w:pPr>
+    <w:rPr>
+      <w:rFonts w:ascii="Cambria" w:hAnsi="Cambria"/>
+      <w:color w:val="000000"/>
+      <w:sz w:val="24"/>
+      <w:szCs w:val="24"/>
+    </w:rPr>
   </w:style>
   <w:style w:styleId="Date" w:type="paragraph">
     <w:name w:val="Date"/>
+    <w:basedOn w:val="Title"/>
     <w:next w:val="BodyText"/>
     <w:qFormat/>
     <w:pPr>
       <w:keepNext/>
       <w:keepLines/>
-      <w:jc w:val="center"/>
     </w:pPr>
+    <w:rPr>
+      <w:rFonts w:ascii="Cambria" w:hAnsi="Cambria"/>
+      <w:color w:val="000000"/>
+      <w:sz w:val="24"/>
+      <w:szCs w:val="24"/>
+    </w:rPr>
   </w:style>
   <w:style w:customStyle="1" w:styleId="AbstractTitle" w:type="paragraph">
     <w:name w:val="Abstract Title"/>
@@ -4161,7 +4248,9 @@
       <w:jc w:val="center"/>
     </w:pPr>
     <w:rPr>
+      <w:rFonts w:ascii="Cambria" w:hAnsi="Cambria"/>
       <w:b/>
+      <w:color w:val="000000"/>
       <w:sz w:val="20"/>
       <w:szCs w:val="20"/>
     </w:rPr>
@@ -4177,6 +4266,8 @@
       <w:spacing w:after="300" w:before="100"/>
     </w:pPr>
     <w:rPr>
+      <w:rFonts w:ascii="Cambria" w:hAnsi="Cambria"/>
+      <w:color w:val="000000"/>
       <w:sz w:val="20"/>
       <w:szCs w:val="20"/>
     </w:rPr>
@@ -4187,7 +4278,10 @@
     <w:next w:val="Bibliography"/>
     <w:qFormat/>
     <w:pPr/>
-    <w:rPr/>
+    <w:rPr>
+      <w:rFonts w:ascii="Cambria" w:hAnsi="Cambria"/>
+      <w:color w:val="000000"/>
+    </w:rPr>
   </w:style>
   <w:style w:styleId="Heading1" w:type="paragraph">
     <w:name w:val="heading 1"/>
@@ -4200,13 +4294,13 @@
     <w:pPr>
       <w:keepNext/>
       <w:keepLines/>
-      <w:spacing w:after="80" w:before="360"/>
+      <w:spacing w:after="100" w:before="240"/>
       <w:outlineLvl w:val="0"/>
     </w:pPr>
     <w:rPr>
-      <w:rFonts w:asciiTheme="majorHAnsi" w:cstheme="majorBidi" w:eastAsiaTheme="majorEastAsia" w:hAnsiTheme="majorHAnsi"/>
-      <w:color w:themeColor="accent1" w:themeShade="BF" w:val="0F4761"/>
-      <w:sz w:val="40"/>
+      <w:rFonts w:asciiTheme="majorHAnsi" w:cstheme="majorBidi" w:eastAsiaTheme="majorEastAsia" w:hAnsiTheme="majorHAnsi" w:ascii="Cambria" w:hAnsi="Cambria"/>
+      <w:color w:val="000000"/>
+      <w:sz w:val="30"/>
       <w:szCs w:val="40"/>
     </w:rPr>
   </w:style>
@@ -4223,13 +4317,13 @@
     <w:pPr>
       <w:keepNext/>
       <w:keepLines/>
-      <w:spacing w:after="80" w:before="160"/>
+      <w:spacing w:after="100" w:before="240"/>
       <w:outlineLvl w:val="1"/>
     </w:pPr>
     <w:rPr>
-      <w:rFonts w:asciiTheme="majorHAnsi" w:cstheme="majorBidi" w:eastAsiaTheme="majorEastAsia" w:hAnsiTheme="majorHAnsi"/>
-      <w:color w:themeColor="accent1" w:themeShade="BF" w:val="0F4761"/>
-      <w:sz w:val="32"/>
+      <w:rFonts w:asciiTheme="majorHAnsi" w:cstheme="majorBidi" w:eastAsiaTheme="majorEastAsia" w:hAnsiTheme="majorHAnsi" w:ascii="Cambria" w:hAnsi="Cambria"/>
+      <w:color w:val="000000"/>
+      <w:sz w:val="25"/>
       <w:szCs w:val="32"/>
     </w:rPr>
   </w:style>
@@ -4246,13 +4340,13 @@
     <w:pPr>
       <w:keepNext/>
       <w:keepLines/>
-      <w:spacing w:after="80" w:before="160"/>
+      <w:spacing w:after="100" w:before="240"/>
       <w:outlineLvl w:val="2"/>
     </w:pPr>
     <w:rPr>
-      <w:rFonts w:cstheme="majorBidi" w:eastAsiaTheme="majorEastAsia"/>
-      <w:color w:themeColor="accent1" w:themeShade="BF" w:val="0F4761"/>
-      <w:sz w:val="28"/>
+      <w:rFonts w:cstheme="majorBidi" w:eastAsiaTheme="majorEastAsia" w:ascii="Cambria" w:hAnsi="Cambria"/>
+      <w:color w:val="000000"/>
+      <w:sz w:val="22"/>
       <w:szCs w:val="28"/>
     </w:rPr>
   </w:style>
@@ -4273,10 +4367,10 @@
       <w:outlineLvl w:val="3"/>
     </w:pPr>
     <w:rPr>
-      <w:rFonts w:cstheme="majorBidi" w:eastAsiaTheme="majorEastAsia"/>
+      <w:rFonts w:cstheme="majorBidi" w:eastAsiaTheme="majorEastAsia" w:ascii="Cambria" w:hAnsi="Cambria"/>
       <w:i/>
       <w:iCs/>
-      <w:color w:themeColor="accent1" w:themeShade="BF" w:val="0F4761"/>
+      <w:color w:val="000000"/>
     </w:rPr>
   </w:style>
   <w:style w:styleId="Heading5" w:type="paragraph">
@@ -4296,8 +4390,8 @@
       <w:outlineLvl w:val="4"/>
     </w:pPr>
     <w:rPr>
-      <w:rFonts w:cstheme="majorBidi" w:eastAsiaTheme="majorEastAsia"/>
-      <w:color w:themeColor="accent1" w:themeShade="BF" w:val="0F4761"/>
+      <w:rFonts w:cstheme="majorBidi" w:eastAsiaTheme="majorEastAsia" w:ascii="Cambria" w:hAnsi="Cambria"/>
+      <w:color w:val="000000"/>
     </w:rPr>
   </w:style>
   <w:style w:styleId="Heading6" w:type="paragraph">
@@ -4317,10 +4411,10 @@
       <w:outlineLvl w:val="5"/>
     </w:pPr>
     <w:rPr>
-      <w:rFonts w:cstheme="majorBidi" w:eastAsiaTheme="majorEastAsia"/>
+      <w:rFonts w:cstheme="majorBidi" w:eastAsiaTheme="majorEastAsia" w:ascii="Cambria" w:hAnsi="Cambria"/>
       <w:i/>
       <w:iCs/>
-      <w:color w:themeColor="text1" w:themeTint="A6" w:val="595959"/>
+      <w:color w:val="000000"/>
     </w:rPr>
   </w:style>
   <w:style w:styleId="Heading7" w:type="paragraph">
@@ -4340,8 +4434,8 @@
       <w:outlineLvl w:val="6"/>
     </w:pPr>
     <w:rPr>
-      <w:rFonts w:cstheme="majorBidi" w:eastAsiaTheme="majorEastAsia"/>
-      <w:color w:themeColor="text1" w:themeTint="A6" w:val="595959"/>
+      <w:rFonts w:cstheme="majorBidi" w:eastAsiaTheme="majorEastAsia" w:ascii="Cambria" w:hAnsi="Cambria"/>
+      <w:color w:val="000000"/>
     </w:rPr>
   </w:style>
   <w:style w:styleId="Heading8" w:type="paragraph">
@@ -4361,10 +4455,10 @@
       <w:outlineLvl w:val="7"/>
     </w:pPr>
     <w:rPr>
-      <w:rFonts w:cstheme="majorBidi" w:eastAsiaTheme="majorEastAsia"/>
+      <w:rFonts w:cstheme="majorBidi" w:eastAsiaTheme="majorEastAsia" w:ascii="Cambria" w:hAnsi="Cambria"/>
       <w:i/>
       <w:iCs/>
-      <w:color w:themeColor="text1" w:themeTint="D8" w:val="272727"/>
+      <w:color w:val="000000"/>
     </w:rPr>
   </w:style>
   <w:style w:styleId="Heading9" w:type="paragraph">
@@ -4384,8 +4478,8 @@
       <w:outlineLvl w:val="8"/>
     </w:pPr>
     <w:rPr>
-      <w:rFonts w:cstheme="majorBidi" w:eastAsiaTheme="majorEastAsia"/>
-      <w:color w:themeColor="text1" w:themeTint="D8" w:val="272727"/>
+      <w:rFonts w:cstheme="majorBidi" w:eastAsiaTheme="majorEastAsia" w:ascii="Cambria" w:hAnsi="Cambria"/>
+      <w:color w:val="000000"/>
     </w:rPr>
   </w:style>
   <w:style w:customStyle="1" w:styleId="Heading1Char" w:type="character">
@@ -4518,6 +4612,10 @@
       <w:spacing w:after="100" w:before="100"/>
       <w:ind w:firstLine="0" w:left="480" w:right="480"/>
     </w:pPr>
+    <w:rPr>
+      <w:rFonts w:ascii="Cambria" w:hAnsi="Cambria"/>
+      <w:color w:val="000000"/>
+    </w:rPr>
   </w:style>
   <w:style w:styleId="FootnoteText" w:type="paragraph">
     <w:name w:val="Footnote Text"/>
@@ -4526,6 +4624,10 @@
     <w:uiPriority w:val="9"/>
     <w:unhideWhenUsed/>
     <w:qFormat/>
+    <w:rPr>
+      <w:rFonts w:ascii="Cambria" w:hAnsi="Cambria"/>
+      <w:color w:val="000000"/>
+    </w:rPr>
   </w:style>
   <w:style w:styleId="FootnoteBlockText" w:type="paragraph">
     <w:name w:val="Footnote Block Text"/>
@@ -4538,6 +4640,10 @@
       <w:spacing w:after="100" w:before="100"/>
       <w:ind w:firstLine="0" w:left="480" w:right="480"/>
     </w:pPr>
+    <w:rPr>
+      <w:rFonts w:ascii="Cambria" w:hAnsi="Cambria"/>
+      <w:color w:val="000000"/>
+    </w:rPr>
   </w:style>
   <w:style w:default="1" w:styleId="DefaultParagraphFont" w:type="character">
     <w:name w:val="Default Paragraph Font"/>
@@ -4560,13 +4666,6 @@
       </w:tblCellMar>
     </w:tblPr>
     <w:tblStylePr w:type="firstRow">
-      <w:tblPr>
-        <w:jc w:val="left"/>
-        <w:tblInd w:type="dxa" w:w="0"/>
-      </w:tblPr>
-      <w:trPr>
-        <w:jc w:val="left"/>
-      </w:trPr>
       <w:tcPr>
         <w:tcBorders>
           <w:bottom w:val="single"/>
@@ -4585,12 +4684,18 @@
       <w:spacing w:after="0"/>
     </w:pPr>
     <w:rPr>
+      <w:rFonts w:ascii="Cambria" w:hAnsi="Cambria"/>
       <w:b/>
+      <w:color w:val="000000"/>
     </w:rPr>
   </w:style>
   <w:style w:customStyle="1" w:styleId="Definition" w:type="paragraph">
     <w:name w:val="Definition"/>
     <w:basedOn w:val="Normal"/>
+    <w:rPr>
+      <w:rFonts w:ascii="Cambria" w:hAnsi="Cambria"/>
+      <w:color w:val="000000"/>
+    </w:rPr>
   </w:style>
   <w:style w:styleId="Caption" w:type="paragraph">
     <w:name w:val="Caption"/>
@@ -4600,7 +4705,9 @@
       <w:spacing w:after="120" w:before="0"/>
     </w:pPr>
     <w:rPr>
+      <w:rFonts w:ascii="Cambria" w:hAnsi="Cambria"/>
       <w:i/>
+      <w:color w:val="000000"/>
     </w:rPr>
   </w:style>
   <w:style w:customStyle="1" w:styleId="TableCaption" w:type="paragraph">
@@ -4609,14 +4716,26 @@
     <w:pPr>
       <w:keepNext/>
     </w:pPr>
+    <w:rPr>
+      <w:rFonts w:ascii="Cambria" w:hAnsi="Cambria"/>
+      <w:color w:val="000000"/>
+    </w:rPr>
   </w:style>
   <w:style w:customStyle="1" w:styleId="ImageCaption" w:type="paragraph">
     <w:name w:val="Image Caption"/>
     <w:basedOn w:val="Caption"/>
+    <w:rPr>
+      <w:rFonts w:ascii="Cambria" w:hAnsi="Cambria"/>
+      <w:color w:val="000000"/>
+    </w:rPr>
   </w:style>
   <w:style w:customStyle="1" w:styleId="Figure" w:type="paragraph">
     <w:name w:val="Figure"/>
     <w:basedOn w:val="Normal"/>
+    <w:rPr>
+      <w:rFonts w:ascii="Cambria" w:hAnsi="Cambria"/>
+      <w:color w:val="000000"/>
+    </w:rPr>
   </w:style>
   <w:style w:customStyle="1" w:styleId="CaptionedFigure" w:type="paragraph">
     <w:name w:val="Captioned Figure"/>
@@ -4624,6 +4743,10 @@
     <w:pPr>
       <w:keepNext/>
     </w:pPr>
+    <w:rPr>
+      <w:rFonts w:ascii="Cambria" w:hAnsi="Cambria"/>
+      <w:color w:val="000000"/>
+    </w:rPr>
   </w:style>
   <w:style w:customStyle="1" w:styleId="BodyTextChar" w:type="character">
     <w:name w:val="Body Text Char"/>
@@ -4668,10 +4791,10 @@
       <w:outlineLvl w:val="9"/>
     </w:pPr>
     <w:rPr>
-      <w:rFonts w:asciiTheme="majorHAnsi" w:cstheme="majorBidi" w:eastAsiaTheme="majorEastAsia" w:hAnsiTheme="majorHAnsi"/>
+      <w:rFonts w:asciiTheme="majorHAnsi" w:cstheme="majorBidi" w:eastAsiaTheme="majorEastAsia" w:hAnsiTheme="majorHAnsi" w:ascii="Cambria" w:hAnsi="Cambria"/>
       <w:b w:val="0"/>
       <w:bCs w:val="0"/>
-      <w:color w:themeColor="accent1" w:themeShade="BF" w:val="365F91"/>
+      <w:color w:val="000000"/>
     </w:rPr>
   </w:style>
   <w:style w:type="paragraph" w:customStyle="1" w:styleId="SourceCode">
@@ -4681,6 +4804,10 @@
     <w:pPr>
       <w:wordWrap w:val="off"/>
     </w:pPr>
+    <w:rPr>
+      <w:rFonts w:ascii="Cambria" w:hAnsi="Cambria"/>
+      <w:color w:val="000000"/>
+    </w:rPr>
   </w:style>
   <w:style w:type="character" w:customStyle="1" w:styleId="KeywordTok">
     <w:name w:val="KeywordTok"/>

--- a/doc/fossil_predict.docx
+++ b/doc/fossil_predict.docx
@@ -1042,36 +1042,7 @@
         <w:pStyle w:val="BodyText"/>
       </w:pPr>
       <w:r>
-        <w:t xml:space="preserve">This framework is applied to three targets: MAT (°C), log(MAP) (log cm), and log₁₀(LMA) (log₁₀ g m⁻²). For MAT and MAP, twelve fossil-measurable leaf traits serve as predictors and separate PGLS models are fitted for each target; the MAP model applies</w:t>
-      </w:r>
-      <w:r>
-        <w:t xml:space="preserve"> </w:t>
-      </w:r>
-      <m:oMath>
-        <m:r>
-          <m:rPr>
-            <m:sty m:val="p"/>
-          </m:rPr>
-          <m:t>exp</m:t>
-        </m:r>
-        <m:r>
-          <m:rPr>
-            <m:sty m:val="p"/>
-          </m:rPr>
-          <m:t>(</m:t>
-        </m:r>
-        <m:r>
-          <m:rPr>
-            <m:sty m:val="p"/>
-          </m:rPr>
-          <m:t>)</m:t>
-        </m:r>
-      </m:oMath>
-      <w:r>
-        <w:t xml:space="preserve"> </w:t>
-      </w:r>
-      <w:r>
-        <w:t xml:space="preserve">and the LMA model applies</w:t>
+        <w:t xml:space="preserve">This framework is applied to three targets: MAT (°C), log(MAP) (log cm), and log₁₀(LMA) (log₁₀ g m⁻²). For MAT and MAP, twelve fossil-measurable leaf traits serve as predictors and separate PGLS models are fitted for each target; the MAP model exponentiates the site-mean log prediction, while the retained LMA workflow applies</w:t>
       </w:r>
       <w:r>
         <w:t xml:space="preserve"> </w:t>
@@ -1101,7 +1072,7 @@
         <w:t xml:space="preserve"> </w:t>
       </w:r>
       <w:r>
-        <w:t xml:space="preserve">before site averaging to return predictions to a linear scale. For LMA, the single predictor is</w:t>
+        <w:t xml:space="preserve">before site averaging. For LMA, the single predictor is</w:t>
       </w:r>
       <w:r>
         <w:t xml:space="preserve"> </w:t>
